--- a/Fase 2/Evidencias Proyecto/Evidencias de Documentación/Análisis y Diseño/Plan de Calidad y Costos - TTDH Automation.docx
+++ b/Fase 2/Evidencias Proyecto/Evidencias de Documentación/Análisis y Diseño/Plan de Calidad y Costos - TTDH Automation.docx
@@ -94,7 +94,7 @@
         <w:rPr>
           <w:rtl w:val="0"/>
         </w:rPr>
-        <w:t xml:space="preserve"> para Banco Genérico [cite: 6]. Su propósito es definir los estándares de aseguramiento de calidad (QA) que validarán la correcta ejecución de los procesos ETL, reglas de negocio e Inteligencia Artificial, así como realizar una estimación y control financiero de los recursos requeridos durante las 18 semanas de planificación.</w:t>
+        <w:t xml:space="preserve"> para Banco Genérico. Su propósito es definir los estándares de aseguramiento de calidad (QA) que validarán la correcta ejecución de los procesos ETL, reglas de negocio e Inteligencia Artificial, así como realizar una estimación y control financiero de los recursos requeridos durante las 18 semanas de planificación.</w:t>
       </w:r>
     </w:p>
     <w:p>
@@ -159,7 +159,7 @@
         <w:rPr>
           <w:rtl w:val="0"/>
         </w:rPr>
-        <w:t xml:space="preserve">Para asegurar que la solución cumpla con los estándares institucionales y los requerimientos funcionales (RF01 al RF11) [cite: 6], se implementará una estrategia de calidad liderada por Héctor Sanhueza Castro (QA Lead) [cite: 6], estructurada bajo los siguientes pilares:</w:t>
+        <w:t>Para asegurar que la solución cumpla con los estándares institucionales y los requerimientos funcionales (RF01 al RF11), se implementará una estrategia de calidad liderada por Héctor Sanhueza Castro (QA Lead), estructurada bajo los siguientes pilares:</w:t>
       </w:r>
     </w:p>
     <w:p>
@@ -226,7 +226,7 @@
         <w:rPr>
           <w:rtl w:val="0"/>
         </w:rPr>
-        <w:t xml:space="preserve"> Cero tolerancia a pérdidas o corrupciones de montos monetarios y datos de RUT durante el proceso de extracción, transformación y carga [cite: 6].</w:t>
+        <w:t xml:space="preserve"> Cero tolerancia a pérdidas o corrupciones de montos monetarios y datos de RUT durante el proceso de extracción, transformación y carga.</w:t>
       </w:r>
     </w:p>
     <w:p>
@@ -249,7 +249,7 @@
         <w:rPr>
           <w:rtl w:val="0"/>
         </w:rPr>
-        <w:t xml:space="preserve"> Tiempos de respuesta inferiores a 2 segundos en el Dashboard y procesamiento batch eficiente para lotes masivos [cite: 4].</w:t>
+        <w:t xml:space="preserve"> Tiempos de respuesta inferiores a 2 segundos en el Dashboard y procesamiento batch eficiente para lotes masivos.</w:t>
       </w:r>
     </w:p>
     <w:p>
@@ -272,7 +272,7 @@
         <w:rPr>
           <w:rtl w:val="0"/>
         </w:rPr>
-        <w:t xml:space="preserve"> 0 errores de severidad alta o crítica al momento de la entrega de la Fase 3 [cite: 3].</w:t>
+        <w:t xml:space="preserve"> 0 errores de severidad alta o crítica al momento de la entrega de la Fase 3.</w:t>
       </w:r>
     </w:p>
     <w:p>
@@ -339,7 +339,7 @@
         <w:rPr>
           <w:rtl w:val="0"/>
         </w:rPr>
-        <w:t xml:space="preserve"> Validación individual de funciones lógicas, scripts de parsing y reglas de validación de RUT (Módulo 11) [cite: 4, 6].</w:t>
+        <w:t xml:space="preserve"> Validación individual de funciones lógicas, scripts de parsing y reglas de validación de RUT (Módulo 11).</w:t>
       </w:r>
     </w:p>
     <w:p>
@@ -362,7 +362,7 @@
         <w:rPr>
           <w:rtl w:val="0"/>
         </w:rPr>
-        <w:t xml:space="preserve"> Verificación de la comunicación end-to-end entre la Base de Datos, el Backend, el motor de IA y la Interfaz Web [cite: 3].</w:t>
+        <w:t xml:space="preserve"> Verificación de la comunicación end-to-end entre la Base de Datos, el Backend, el motor de IA y la Interfaz Web.</w:t>
       </w:r>
     </w:p>
     <w:p>
@@ -385,7 +385,7 @@
         <w:rPr>
           <w:rtl w:val="0"/>
         </w:rPr>
-        <w:t xml:space="preserve"> Registro formal de cualquier modificación de alcance a través de las actas de seguimiento gestionadas por María Trinidad Gaete [cite: 6].</w:t>
+        <w:t xml:space="preserve"> Registro formal de cualquier modificación de alcance a través de las actas de seguimiento gestionadas por María Trinidad Gaete.</w:t>
       </w:r>
     </w:p>
     <w:p>
@@ -464,7 +464,7 @@
         <w:rPr>
           <w:rtl w:val="0"/>
         </w:rPr>
-        <w:t xml:space="preserve"> basado en la asignación de roles y herramientas tecnológicas accesibles [cite: 6].</w:t>
+        <w:t xml:space="preserve"> basado en la asignación de roles y herramientas tecnológicas accesibles.</w:t>
       </w:r>
     </w:p>
     <w:p>
@@ -2031,7 +2031,7 @@
         <w:rPr>
           <w:rtl w:val="0"/>
         </w:rPr>
-        <w:t xml:space="preserve"> Reducción estimada de al menos un 60% en los tiempos de procesamiento manual de flujos TTDH [cite: 6], mitigación de multas operativas por errores de conciliación y trazabilidad del 100% bajo auditoría.</w:t>
+        <w:t xml:space="preserve"> Reducción estimada de al menos un 60% en los tiempos de procesamiento manual de flujos TTDH, mitigación de multas operativas por errores de conciliación y trazabilidad del 100% bajo auditoría.</w:t>
       </w:r>
     </w:p>
     <w:p>
@@ -2108,7 +2108,7 @@
         <w:rPr>
           <w:rtl w:val="0"/>
         </w:rPr>
-        <w:t xml:space="preserve"> Héctor Sanhueza Castro [cite: 6].</w:t>
+        <w:t xml:space="preserve"> Héctor Sanhueza Castro.</w:t>
       </w:r>
     </w:p>
     <w:p>
@@ -2131,7 +2131,7 @@
         <w:rPr>
           <w:rtl w:val="0"/>
         </w:rPr>
-        <w:t xml:space="preserve"> María Trinidad Gaete Mella [cite: 6].</w:t>
+        <w:t xml:space="preserve"> María Trinidad Gaete Mella.</w:t>
       </w:r>
     </w:p>
     <w:p>
@@ -2154,7 +2154,7 @@
         <w:rPr>
           <w:rtl w:val="0"/>
         </w:rPr>
-        <w:t xml:space="preserve"> Tomas Catalán Madariaga y David Muñoz Bravo [cite: 6].</w:t>
+        <w:t xml:space="preserve"> Tomas Catalán Madariaga y David Muñoz Bravo.</w:t>
       </w:r>
     </w:p>
     <w:sectPr>

--- a/Fase 2/Evidencias Proyecto/Evidencias de Documentación/Análisis y Diseño/Plan de Calidad y Costos - TTDH Automation.docx
+++ b/Fase 2/Evidencias Proyecto/Evidencias de Documentación/Análisis y Diseño/Plan de Calidad y Costos - TTDH Automation.docx
@@ -159,7 +159,7 @@
         <w:rPr>
           <w:rtl w:val="0"/>
         </w:rPr>
-        <w:t>Para asegurar que la solución cumpla con los estándares institucionales y los requerimientos funcionales (RF01 al RF11), se implementará una estrategia de calidad liderada por Héctor Sanhueza Castro (QA Lead), estructurada bajo los siguientes pilares:</w:t>
+        <w:t>Para asegurar que la solución cumpla con los estándares institucionales y los requerimientos funcionales (RF01 al RF12), se implementará una estrategia de calidad liderada por Héctor Sanhueza Castro (QA Lead), estructurada bajo los siguientes pilares:</w:t>
       </w:r>
     </w:p>
     <w:p>
@@ -1264,7 +1264,7 @@
         <w:rPr>
           <w:rtl w:val="0"/>
         </w:rPr>
-        <w:t xml:space="preserve">Para minimizar costos de implementación, el proyecto aprovecha herramientas de código abierto (</w:t>
+        <w:t>Para minimizar costos de implementación, el proyecto aprovecha herramientas de código abierto (Open Source), ediciones gratuitas de software comercial y plataformas académicas gratuitas:</w:t>
       </w:r>
       <w:r>
         <w:rPr>
@@ -1272,13 +1272,11 @@
           <w:iCs w:val="1"/>
           <w:rtl w:val="0"/>
         </w:rPr>
-        <w:t xml:space="preserve">Open Source</w:t>
-      </w:r>
-      <w:r>
-        <w:rPr>
-          <w:rtl w:val="0"/>
-        </w:rPr>
-        <w:t xml:space="preserve">) y plataformas académicas gratuitas:</w:t>
+      </w:r>
+      <w:r>
+        <w:rPr>
+          <w:rtl w:val="0"/>
+        </w:rPr>
       </w:r>
     </w:p>
     <w:p>
@@ -1539,7 +1537,7 @@
                 <w:bCs w:val="1"/>
                 <w:rtl w:val="0"/>
               </w:rPr>
-              <w:t xml:space="preserve">PostgreSQL / MySQL</w:t>
+              <w:t>Microsoft SQL Server (Developer / Express)</w:t>
             </w:r>
             <w:r>
               <w:rPr>
@@ -1592,7 +1590,7 @@
               <w:rPr>
                 <w:rtl w:val="0"/>
               </w:rPr>
-              <w:t xml:space="preserve">$0 (Licencia Open Source)</w:t>
+              <w:t>$0 (Ediciones gratuitas)</w:t>
             </w:r>
           </w:p>
         </w:tc>
@@ -1933,7 +1931,7 @@
                 <w:bCs w:val="1"/>
                 <w:rtl w:val="0"/>
               </w:rPr>
-              <w:t xml:space="preserve">$0 (Optimizado con Open Source)</w:t>
+              <w:t>$0 (Open Source y ediciones gratuitas)</w:t>
             </w:r>
             <w:r>
               <w:rPr>
@@ -2002,13 +2000,13 @@
           <w:bCs w:val="1"/>
           <w:rtl w:val="0"/>
         </w:rPr>
-        <w:t xml:space="preserve">Costo de Licenciamiento e Infraestructura:</w:t>
-      </w:r>
-      <w:r>
-        <w:rPr>
-          <w:rtl w:val="0"/>
-        </w:rPr>
-        <w:t xml:space="preserve"> $0 CLP (gracias al uso de tecnologías de código abierto).</w:t>
+        <w:t>Costo de Licenciamiento e Infraestructura:</w:t>
+      </w:r>
+      <w:r>
+        <w:rPr>
+          <w:rtl w:val="0"/>
+        </w:rPr>
+        <w:t xml:space="preserve"> $0 CLP (gracias al uso de tecnologías de código abierto y ediciones gratuitas).</w:t>
       </w:r>
     </w:p>
     <w:p>

--- a/Fase 2/Evidencias Proyecto/Evidencias de Documentación/Análisis y Diseño/Plan de Calidad y Costos - TTDH Automation.docx
+++ b/Fase 2/Evidencias Proyecto/Evidencias de Documentación/Análisis y Diseño/Plan de Calidad y Costos - TTDH Automation.docx
@@ -1652,6 +1652,176 @@
                 <w:rtl w:val="0"/>
               </w:rPr>
               <w:t xml:space="preserve">Desarrollo de scripts ETL, validaciones y modelos IA (Pandas, Scikit-Learn)</w:t>
+            </w:r>
+          </w:p>
+        </w:tc>
+        <w:tc>
+          <w:tcPr>
+            <w:shd w:fill="auto" w:val="clear"/>
+            <w:tcMar>
+              <w:top w:w="100.0" w:type="dxa"/>
+              <w:left w:w="100.0" w:type="dxa"/>
+              <w:bottom w:w="100.0" w:type="dxa"/>
+              <w:right w:w="100.0" w:type="dxa"/>
+            </w:tcMar>
+            <w:vAlign w:val="top"/>
+          </w:tcPr>
+          <w:p>
+            <w:pPr>
+              <w:jc w:val="left"/>
+              <w:rPr/>
+            </w:pPr>
+            <w:r>
+              <w:rPr>
+                <w:rtl w:val="0"/>
+              </w:rPr>
+              <w:t xml:space="preserve">$0 (Software libre)</w:t>
+            </w:r>
+          </w:p>
+        </w:tc>
+      </w:tr>
+      <w:tr>
+        <w:trPr>
+          <w:cantSplit w:val="0"/>
+          <w:tblHeader w:val="0"/>
+        </w:trPr>
+        <w:tc>
+          <w:tcPr>
+            <w:shd w:fill="auto" w:val="clear"/>
+            <w:tcMar>
+              <w:top w:w="100.0" w:type="dxa"/>
+              <w:left w:w="100.0" w:type="dxa"/>
+              <w:bottom w:w="100.0" w:type="dxa"/>
+              <w:right w:w="100.0" w:type="dxa"/>
+            </w:tcMar>
+            <w:vAlign w:val="top"/>
+          </w:tcPr>
+          <w:p>
+            <w:pPr>
+              <w:jc w:val="left"/>
+              <w:rPr/>
+            </w:pPr>
+            <w:r>
+              <w:rPr>
+                <w:b w:val="1"/>
+                <w:bCs w:val="1"/>
+                <w:rtl w:val="0"/>
+              </w:rPr>
+              <w:t xml:space="preserve">React</w:t>
+            </w:r>
+            <w:r>
+              <w:rPr>
+                <w:rtl w:val="0"/>
+              </w:rPr>
+            </w:r>
+          </w:p>
+        </w:tc>
+        <w:tc>
+          <w:tcPr>
+            <w:shd w:fill="auto" w:val="clear"/>
+            <w:tcMar>
+              <w:top w:w="100.0" w:type="dxa"/>
+              <w:left w:w="100.0" w:type="dxa"/>
+              <w:bottom w:w="100.0" w:type="dxa"/>
+              <w:right w:w="100.0" w:type="dxa"/>
+            </w:tcMar>
+            <w:vAlign w:val="top"/>
+          </w:tcPr>
+          <w:p>
+            <w:pPr>
+              <w:jc w:val="left"/>
+              <w:rPr/>
+            </w:pPr>
+            <w:r>
+              <w:rPr>
+                <w:rtl w:val="0"/>
+              </w:rPr>
+              <w:t xml:space="preserve">Desarrollo de la interfaz web y del dashboard de monitoreo</w:t>
+            </w:r>
+          </w:p>
+        </w:tc>
+        <w:tc>
+          <w:tcPr>
+            <w:shd w:fill="auto" w:val="clear"/>
+            <w:tcMar>
+              <w:top w:w="100.0" w:type="dxa"/>
+              <w:left w:w="100.0" w:type="dxa"/>
+              <w:bottom w:w="100.0" w:type="dxa"/>
+              <w:right w:w="100.0" w:type="dxa"/>
+            </w:tcMar>
+            <w:vAlign w:val="top"/>
+          </w:tcPr>
+          <w:p>
+            <w:pPr>
+              <w:jc w:val="left"/>
+              <w:rPr/>
+            </w:pPr>
+            <w:r>
+              <w:rPr>
+                <w:rtl w:val="0"/>
+              </w:rPr>
+              <w:t xml:space="preserve">$0 (Software libre)</w:t>
+            </w:r>
+          </w:p>
+        </w:tc>
+      </w:tr>
+      <w:tr>
+        <w:trPr>
+          <w:cantSplit w:val="0"/>
+          <w:tblHeader w:val="0"/>
+        </w:trPr>
+        <w:tc>
+          <w:tcPr>
+            <w:shd w:fill="auto" w:val="clear"/>
+            <w:tcMar>
+              <w:top w:w="100.0" w:type="dxa"/>
+              <w:left w:w="100.0" w:type="dxa"/>
+              <w:bottom w:w="100.0" w:type="dxa"/>
+              <w:right w:w="100.0" w:type="dxa"/>
+            </w:tcMar>
+            <w:vAlign w:val="top"/>
+          </w:tcPr>
+          <w:p>
+            <w:pPr>
+              <w:jc w:val="left"/>
+              <w:rPr/>
+            </w:pPr>
+            <w:r>
+              <w:rPr>
+                <w:b w:val="1"/>
+                <w:bCs w:val="1"/>
+                <w:rtl w:val="0"/>
+              </w:rPr>
+              <w:t xml:space="preserve">Tesseract OCR</w:t>
+            </w:r>
+            <w:r>
+              <w:rPr>
+                <w:rtl w:val="0"/>
+              </w:rPr>
+            </w:r>
+          </w:p>
+        </w:tc>
+        <w:tc>
+          <w:tcPr>
+            <w:shd w:fill="auto" w:val="clear"/>
+            <w:tcMar>
+              <w:top w:w="100.0" w:type="dxa"/>
+              <w:left w:w="100.0" w:type="dxa"/>
+              <w:bottom w:w="100.0" w:type="dxa"/>
+              <w:right w:w="100.0" w:type="dxa"/>
+            </w:tcMar>
+            <w:vAlign w:val="top"/>
+          </w:tcPr>
+          <w:p>
+            <w:pPr>
+              <w:jc w:val="left"/>
+              <w:rPr/>
+            </w:pPr>
+            <w:r>
+              <w:rPr>
+                <w:rtl w:val="0"/>
+              </w:rPr>
+              <w:t xml:space="preserve">Extracción de texto de PDF escaneados y fotografías, ejecutado localmente</w:t>
             </w:r>
           </w:p>
         </w:tc>
